--- a/抽離教學_數學/初三數學/融合班講義練習/05_二次函數的圖像與性質/講義_二次函數的圖像與性質_融合版.docx
+++ b/抽離教學_數學/初三數學/融合班講義練習/05_二次函數的圖像與性質/講義_二次函數的圖像與性質_融合版.docx
@@ -2272,87 +2272,806 @@
         <w:t xml:space="preserve"> 化頂點式並畫圖。</w:t>
       </w:r>
     </w:p>
+    <w:tbl>
+      <w:tblPr>
+        <w:tblW w:w="11338" w:type="dxa"/>
+        <w:tblBorders>
+          <w:top w:val="single" w:sz="4" w:space="0" w:color="000000"/>
+          <w:left w:val="single" w:sz="4" w:space="0" w:color="000000"/>
+          <w:bottom w:val="single" w:sz="4" w:space="0" w:color="000000"/>
+          <w:right w:val="single" w:sz="4" w:space="0" w:color="000000"/>
+          <w:insideH w:val="single" w:sz="4" w:space="0" w:color="000000"/>
+          <w:insideV w:val="single" w:sz="4" w:space="0" w:color="000000"/>
+        </w:tblBorders>
+        <w:tblLayout w:type="fixed"/>
+      </w:tblPr>
+      <w:tblGrid>
+        <w:gridCol w:w="1616"/>
+        <w:gridCol w:w="386"/>
+        <w:gridCol w:w="1968"/>
+        <w:gridCol w:w="492"/>
+        <w:gridCol w:w="878"/>
+        <w:gridCol w:w="386"/>
+        <w:gridCol w:w="1304"/>
+        <w:gridCol w:w="4308"/>
+      </w:tblGrid>
+      <w:tr>
+        <w:trPr>
+          <w:cantSplit/>
+          <w:tblHeader/>
+        </w:trPr>
+        <w:tc>
+          <w:tcPr>
+            <w:tcW w:w="7030" w:type="dxa"/>
+            <w:gridSpan w:val="7"/>
+            <w:shd w:val="clear" w:color="auto" w:fill="F0F0F0"/>
+            <w:tcMar>
+              <w:top w:w="70" w:type="dxa"/>
+              <w:left w:w="110" w:type="dxa"/>
+              <w:bottom w:w="70" w:type="dxa"/>
+              <w:right w:w="110" w:type="dxa"/>
+            </w:tcMar>
+            <w:vAlign w:val="top"/>
+          </w:tcPr>
+          <w:p>
+            <w:pPr>
+              <w:spacing w:line="360" w:lineRule="auto" w:after="80"/>
+              <w:jc w:val="left"/>
+            </w:pPr>
+            <w:r>
+              <w:rPr>
+                <w:rFonts w:ascii="Calibri" w:hAnsi="Calibri" w:eastAsia="微軟正黑體"/>
+                <w:b/>
+                <w:bCs/>
+                <w:sz w:val="22"/>
+                <w:szCs w:val="22"/>
+              </w:rPr>
+              <w:t xml:space="preserve">算式</w:t>
+            </w:r>
+          </w:p>
+        </w:tc>
+        <w:tc>
+          <w:tcPr>
+            <w:tcW w:w="4308" w:type="dxa"/>
+            <w:shd w:val="clear" w:color="auto" w:fill="F0F0F0"/>
+            <w:tcMar>
+              <w:top w:w="70" w:type="dxa"/>
+              <w:left w:w="110" w:type="dxa"/>
+              <w:bottom w:w="70" w:type="dxa"/>
+              <w:right w:w="110" w:type="dxa"/>
+            </w:tcMar>
+            <w:vAlign w:val="top"/>
+          </w:tcPr>
+          <w:p>
+            <w:pPr>
+              <w:spacing w:line="360" w:lineRule="auto" w:after="80"/>
+              <w:jc w:val="left"/>
+            </w:pPr>
+            <w:r>
+              <w:rPr>
+                <w:rFonts w:ascii="Calibri" w:hAnsi="Calibri" w:eastAsia="微軟正黑體"/>
+                <w:b/>
+                <w:bCs/>
+                <w:sz w:val="22"/>
+                <w:szCs w:val="22"/>
+              </w:rPr>
+              <w:t xml:space="preserve">這一步在做什麼</w:t>
+            </w:r>
+          </w:p>
+        </w:tc>
+      </w:tr>
+      <w:tr>
+        <w:trPr>
+          <w:cantSplit/>
+        </w:trPr>
+        <w:tc>
+          <w:tcPr>
+            <w:tcW w:w="7030" w:type="dxa"/>
+            <w:gridSpan w:val="7"/>
+            <w:tcBorders>
+              <w:top w:val="single" w:sz="4" w:color="000000"/>
+              <w:left w:val="single" w:sz="4" w:color="000000"/>
+              <w:bottom w:val="single" w:sz="4" w:color="000000"/>
+              <w:right w:val="single" w:sz="4" w:color="000000"/>
+            </w:tcBorders>
+            <w:tcMar>
+              <w:top w:w="70" w:type="dxa"/>
+              <w:left w:w="110" w:type="dxa"/>
+              <w:bottom w:w="70" w:type="dxa"/>
+              <w:right w:w="110" w:type="dxa"/>
+            </w:tcMar>
+            <w:vAlign w:val="center"/>
+          </w:tcPr>
+          <w:p>
+            <w:pPr>
+              <w:jc w:val="left"/>
+            </w:pPr>
+            <m:oMath>
+              <m:r>
+                <m:t xml:space="preserve">y</m:t>
+              </m:r>
+              <m:r>
+                <m:t xml:space="preserve">=</m:t>
+              </m:r>
+              <m:sSup>
+                <m:e>
+                  <m:r>
+                    <m:t xml:space="preserve">x</m:t>
+                  </m:r>
+                </m:e>
+                <m:sup>
+                  <m:r>
+                    <m:t xml:space="preserve">2</m:t>
+                  </m:r>
+                </m:sup>
+              </m:sSup>
+              <m:r>
+                <m:t xml:space="preserve">−</m:t>
+              </m:r>
+              <m:r>
+                <m:t xml:space="preserve">4</m:t>
+              </m:r>
+              <m:r>
+                <m:t xml:space="preserve">x</m:t>
+              </m:r>
+              <m:r>
+                <m:t xml:space="preserve">+</m:t>
+              </m:r>
+              <m:r>
+                <m:t xml:space="preserve">3</m:t>
+              </m:r>
+            </m:oMath>
+          </w:p>
+        </w:tc>
+        <w:tc>
+          <w:tcPr>
+            <w:tcW w:w="4308" w:type="dxa"/>
+            <w:tcBorders>
+              <w:top w:val="single" w:sz="4" w:color="000000"/>
+              <w:left w:val="single" w:sz="4" w:color="000000"/>
+              <w:bottom w:val="single" w:sz="4" w:color="000000"/>
+              <w:right w:val="single" w:sz="4" w:color="000000"/>
+            </w:tcBorders>
+            <w:tcMar>
+              <w:top w:w="70" w:type="dxa"/>
+              <w:left w:w="110" w:type="dxa"/>
+              <w:bottom w:w="70" w:type="dxa"/>
+              <w:right w:w="110" w:type="dxa"/>
+            </w:tcMar>
+            <w:vAlign w:val="center"/>
+          </w:tcPr>
+          <w:p>
+            <w:pPr>
+              <w:jc w:val="left"/>
+            </w:pPr>
+            <w:r>
+              <w:rPr>
+                <w:rFonts w:ascii="Calibri" w:hAnsi="Calibri" w:eastAsia="微軟正黑體"/>
+                <w:sz w:val="24"/>
+                <w:szCs w:val="24"/>
+              </w:rPr>
+              <w:t xml:space="preserve">原式是一般式</w:t>
+            </w:r>
+          </w:p>
+        </w:tc>
+      </w:tr>
+      <w:tr>
+        <w:trPr>
+          <w:cantSplit/>
+        </w:trPr>
+        <w:tc>
+          <w:tcPr>
+            <w:tcW w:w="1616" w:type="dxa"/>
+            <w:tcBorders>
+              <w:top w:val="single" w:sz="4" w:color="000000"/>
+              <w:left w:val="single" w:sz="4" w:color="000000"/>
+              <w:bottom w:val="single" w:sz="4" w:color="000000"/>
+              <w:right w:val="nil" w:sz="4" w:color="000000"/>
+            </w:tcBorders>
+            <w:tcMar>
+              <w:top w:w="70" w:type="dxa"/>
+              <w:left w:w="110" w:type="dxa"/>
+              <w:bottom w:w="70" w:type="dxa"/>
+              <w:right w:w="110" w:type="dxa"/>
+            </w:tcMar>
+            <w:vAlign w:val="center"/>
+          </w:tcPr>
+          <w:p>
+            <w:pPr>
+              <w:jc w:val="right"/>
+            </w:pPr>
+            <w:r>
+              <w:rPr>
+                <w:rFonts w:ascii="Calibri" w:hAnsi="Calibri" w:eastAsia="微軟正黑體"/>
+                <w:sz w:val="24"/>
+                <w:szCs w:val="24"/>
+              </w:rPr>
+              <w:t xml:space="preserve"> </w:t>
+            </w:r>
+            <m:oMath>
+              <m:r>
+                <m:t xml:space="preserve">y</m:t>
+              </m:r>
+            </m:oMath>
+          </w:p>
+        </w:tc>
+        <w:tc>
+          <w:tcPr>
+            <w:tcW w:w="386" w:type="dxa"/>
+            <w:tcBorders>
+              <w:top w:val="single" w:sz="4" w:color="000000"/>
+              <w:left w:val="nil" w:sz="4" w:color="000000"/>
+              <w:bottom w:val="single" w:sz="4" w:color="000000"/>
+              <w:right w:val="nil" w:sz="4" w:color="000000"/>
+            </w:tcBorders>
+            <w:tcMar>
+              <w:top w:w="70" w:type="dxa"/>
+              <w:left w:w="110" w:type="dxa"/>
+              <w:bottom w:w="70" w:type="dxa"/>
+              <w:right w:w="110" w:type="dxa"/>
+            </w:tcMar>
+            <w:vAlign w:val="center"/>
+          </w:tcPr>
+          <w:p>
+            <w:pPr>
+              <w:jc w:val="center"/>
+            </w:pPr>
+            <m:oMath>
+              <m:r>
+                <m:t xml:space="preserve">=</m:t>
+              </m:r>
+            </m:oMath>
+          </w:p>
+        </w:tc>
+        <w:tc>
+          <w:tcPr>
+            <w:tcW w:w="5028" w:type="dxa"/>
+            <w:gridSpan w:val="5"/>
+            <w:tcBorders>
+              <w:top w:val="single" w:sz="4" w:color="000000"/>
+              <w:left w:val="nil" w:sz="4" w:color="000000"/>
+              <w:bottom w:val="single" w:sz="4" w:color="000000"/>
+              <w:right w:val="single" w:sz="4" w:color="000000"/>
+            </w:tcBorders>
+            <w:tcMar>
+              <w:top w:w="70" w:type="dxa"/>
+              <w:left w:w="110" w:type="dxa"/>
+              <w:bottom w:w="70" w:type="dxa"/>
+              <w:right w:w="110" w:type="dxa"/>
+            </w:tcMar>
+            <w:vAlign w:val="center"/>
+          </w:tcPr>
+          <w:p>
+            <w:pPr>
+              <w:jc w:val="left"/>
+            </w:pPr>
+            <w:r>
+              <w:rPr>
+                <w:rFonts w:ascii="Calibri" w:hAnsi="Calibri" w:eastAsia="微軟正黑體"/>
+                <w:sz w:val="24"/>
+                <w:szCs w:val="24"/>
+              </w:rPr>
+              <w:t xml:space="preserve"> </w:t>
+            </w:r>
+            <m:oMath>
+              <m:sSup>
+                <m:e>
+                  <m:r>
+                    <m:t xml:space="preserve">x</m:t>
+                  </m:r>
+                </m:e>
+                <m:sup>
+                  <m:r>
+                    <m:t xml:space="preserve">2</m:t>
+                  </m:r>
+                </m:sup>
+              </m:sSup>
+              <m:r>
+                <m:t xml:space="preserve">−</m:t>
+              </m:r>
+              <m:r>
+                <m:t xml:space="preserve">4</m:t>
+              </m:r>
+              <m:r>
+                <m:t xml:space="preserve">x</m:t>
+              </m:r>
+              <m:r>
+                <m:t xml:space="preserve">+</m:t>
+              </m:r>
+              <m:r>
+                <m:t xml:space="preserve">3</m:t>
+              </m:r>
+            </m:oMath>
+          </w:p>
+        </w:tc>
+        <w:tc>
+          <w:tcPr>
+            <w:tcW w:w="4308" w:type="dxa"/>
+            <w:tcBorders>
+              <w:top w:val="single" w:sz="4" w:color="000000"/>
+              <w:left w:val="single" w:sz="4" w:color="000000"/>
+              <w:bottom w:val="single" w:sz="4" w:color="000000"/>
+              <w:right w:val="single" w:sz="4" w:color="000000"/>
+            </w:tcBorders>
+            <w:tcMar>
+              <w:top w:w="70" w:type="dxa"/>
+              <w:left w:w="110" w:type="dxa"/>
+              <w:bottom w:w="70" w:type="dxa"/>
+              <w:right w:w="110" w:type="dxa"/>
+            </w:tcMar>
+            <w:vAlign w:val="center"/>
+          </w:tcPr>
+          <w:p>
+            <w:pPr>
+              <w:jc w:val="left"/>
+            </w:pPr>
+            <w:r>
+              <w:rPr>
+                <w:rFonts w:ascii="Calibri" w:hAnsi="Calibri" w:eastAsia="微軟正黑體"/>
+                <w:sz w:val="24"/>
+                <w:szCs w:val="24"/>
+              </w:rPr>
+              <w:t xml:space="preserve">先寫原式</w:t>
+            </w:r>
+          </w:p>
+        </w:tc>
+      </w:tr>
+      <w:tr>
+        <w:trPr>
+          <w:cantSplit/>
+        </w:trPr>
+        <w:tc>
+          <w:tcPr>
+            <w:tcW w:w="1616" w:type="dxa"/>
+            <w:tcBorders>
+              <w:top w:val="single" w:sz="4" w:color="000000"/>
+              <w:left w:val="single" w:sz="4" w:color="000000"/>
+              <w:bottom w:val="single" w:sz="4" w:color="000000"/>
+              <w:right w:val="nil" w:sz="4" w:color="000000"/>
+            </w:tcBorders>
+            <w:tcMar>
+              <w:top w:w="70" w:type="dxa"/>
+              <w:left w:w="110" w:type="dxa"/>
+              <w:bottom w:w="70" w:type="dxa"/>
+              <w:right w:w="110" w:type="dxa"/>
+            </w:tcMar>
+            <w:vAlign w:val="center"/>
+          </w:tcPr>
+          <w:p>
+            <w:pPr>
+              <w:jc w:val="right"/>
+            </w:pPr>
+            <w:r>
+              <w:rPr>
+                <w:rFonts w:ascii="Calibri" w:hAnsi="Calibri" w:eastAsia="微軟正黑體"/>
+                <w:sz w:val="24"/>
+                <w:szCs w:val="24"/>
+              </w:rPr>
+              <w:t xml:space="preserve"> </w:t>
+            </w:r>
+            <m:oMath>
+              <m:r>
+                <m:t xml:space="preserve">y</m:t>
+              </m:r>
+            </m:oMath>
+          </w:p>
+        </w:tc>
+        <w:tc>
+          <w:tcPr>
+            <w:tcW w:w="386" w:type="dxa"/>
+            <w:tcBorders>
+              <w:top w:val="single" w:sz="4" w:color="000000"/>
+              <w:left w:val="nil" w:sz="4" w:color="000000"/>
+              <w:bottom w:val="single" w:sz="4" w:color="000000"/>
+              <w:right w:val="nil" w:sz="4" w:color="000000"/>
+            </w:tcBorders>
+            <w:tcMar>
+              <w:top w:w="70" w:type="dxa"/>
+              <w:left w:w="110" w:type="dxa"/>
+              <w:bottom w:w="70" w:type="dxa"/>
+              <w:right w:w="110" w:type="dxa"/>
+            </w:tcMar>
+            <w:vAlign w:val="center"/>
+          </w:tcPr>
+          <w:p>
+            <w:pPr>
+              <w:jc w:val="center"/>
+            </w:pPr>
+            <m:oMath>
+              <m:r>
+                <m:t xml:space="preserve">=</m:t>
+              </m:r>
+            </m:oMath>
+          </w:p>
+        </w:tc>
+        <w:tc>
+          <w:tcPr>
+            <w:tcW w:w="5028" w:type="dxa"/>
+            <w:gridSpan w:val="5"/>
+            <w:tcBorders>
+              <w:top w:val="single" w:sz="4" w:color="000000"/>
+              <w:left w:val="nil" w:sz="4" w:color="000000"/>
+              <w:bottom w:val="single" w:sz="4" w:color="000000"/>
+              <w:right w:val="single" w:sz="4" w:color="000000"/>
+            </w:tcBorders>
+            <w:tcMar>
+              <w:top w:w="70" w:type="dxa"/>
+              <w:left w:w="110" w:type="dxa"/>
+              <w:bottom w:w="70" w:type="dxa"/>
+              <w:right w:w="110" w:type="dxa"/>
+            </w:tcMar>
+            <w:vAlign w:val="center"/>
+          </w:tcPr>
+          <w:p>
+            <w:pPr>
+              <w:jc w:val="left"/>
+            </w:pPr>
+            <w:r>
+              <w:rPr>
+                <w:rFonts w:ascii="Calibri" w:hAnsi="Calibri" w:eastAsia="微軟正黑體"/>
+                <w:sz w:val="24"/>
+                <w:szCs w:val="24"/>
+              </w:rPr>
+              <w:t xml:space="preserve"> </w:t>
+            </w:r>
+            <m:oMath>
+              <m:r>
+                <m:t xml:space="preserve">(</m:t>
+              </m:r>
+              <m:sSup>
+                <m:e>
+                  <m:r>
+                    <m:t xml:space="preserve">x</m:t>
+                  </m:r>
+                </m:e>
+                <m:sup>
+                  <m:r>
+                    <m:t xml:space="preserve">2</m:t>
+                  </m:r>
+                </m:sup>
+              </m:sSup>
+              <m:r>
+                <m:t xml:space="preserve">−</m:t>
+              </m:r>
+              <m:r>
+                <m:t xml:space="preserve">4</m:t>
+              </m:r>
+              <m:r>
+                <m:t xml:space="preserve">x</m:t>
+              </m:r>
+              <m:r>
+                <m:t xml:space="preserve">+</m:t>
+              </m:r>
+              <m:r>
+                <m:t xml:space="preserve">4</m:t>
+              </m:r>
+              <m:r>
+                <m:t xml:space="preserve">)</m:t>
+              </m:r>
+              <m:r>
+                <m:t xml:space="preserve">−</m:t>
+              </m:r>
+              <m:r>
+                <m:t xml:space="preserve">4</m:t>
+              </m:r>
+              <m:r>
+                <m:t xml:space="preserve">+</m:t>
+              </m:r>
+              <m:r>
+                <m:t xml:space="preserve">3</m:t>
+              </m:r>
+            </m:oMath>
+          </w:p>
+        </w:tc>
+        <w:tc>
+          <w:tcPr>
+            <w:tcW w:w="4308" w:type="dxa"/>
+            <w:tcBorders>
+              <w:top w:val="single" w:sz="4" w:color="000000"/>
+              <w:left w:val="single" w:sz="4" w:color="000000"/>
+              <w:bottom w:val="single" w:sz="4" w:color="000000"/>
+              <w:right w:val="single" w:sz="4" w:color="000000"/>
+            </w:tcBorders>
+            <w:tcMar>
+              <w:top w:w="70" w:type="dxa"/>
+              <w:left w:w="110" w:type="dxa"/>
+              <w:bottom w:w="70" w:type="dxa"/>
+              <w:right w:w="110" w:type="dxa"/>
+            </w:tcMar>
+            <w:vAlign w:val="center"/>
+          </w:tcPr>
+          <w:p>
+            <w:pPr>
+              <w:jc w:val="left"/>
+            </w:pPr>
+            <w:r>
+              <w:rPr>
+                <w:rFonts w:ascii="Calibri" w:hAnsi="Calibri" w:eastAsia="微軟正黑體"/>
+                <w:sz w:val="24"/>
+                <w:szCs w:val="24"/>
+              </w:rPr>
+              <w:t xml:space="preserve">湊完全平方：加 4 再減 4（一加一減，值不變）</w:t>
+            </w:r>
+          </w:p>
+        </w:tc>
+      </w:tr>
+      <w:tr>
+        <w:trPr>
+          <w:cantSplit/>
+        </w:trPr>
+        <w:tc>
+          <w:tcPr>
+            <w:tcW w:w="1616" w:type="dxa"/>
+            <w:tcBorders>
+              <w:top w:val="single" w:sz="4" w:color="000000"/>
+              <w:left w:val="single" w:sz="4" w:color="000000"/>
+              <w:bottom w:val="single" w:sz="4" w:color="000000"/>
+              <w:right w:val="nil" w:sz="4" w:color="000000"/>
+            </w:tcBorders>
+            <w:tcMar>
+              <w:top w:w="70" w:type="dxa"/>
+              <w:left w:w="110" w:type="dxa"/>
+              <w:bottom w:w="70" w:type="dxa"/>
+              <w:right w:w="110" w:type="dxa"/>
+            </w:tcMar>
+            <w:vAlign w:val="center"/>
+          </w:tcPr>
+          <w:p>
+            <w:pPr>
+              <w:jc w:val="right"/>
+            </w:pPr>
+            <w:r>
+              <w:rPr>
+                <w:rFonts w:ascii="Calibri" w:hAnsi="Calibri" w:eastAsia="微軟正黑體"/>
+                <w:sz w:val="24"/>
+                <w:szCs w:val="24"/>
+              </w:rPr>
+              <w:t xml:space="preserve"> </w:t>
+            </w:r>
+            <m:oMath>
+              <m:r>
+                <m:t xml:space="preserve">y</m:t>
+              </m:r>
+            </m:oMath>
+          </w:p>
+        </w:tc>
+        <w:tc>
+          <w:tcPr>
+            <w:tcW w:w="386" w:type="dxa"/>
+            <w:tcBorders>
+              <w:top w:val="single" w:sz="4" w:color="000000"/>
+              <w:left w:val="nil" w:sz="4" w:color="000000"/>
+              <w:bottom w:val="single" w:sz="4" w:color="000000"/>
+              <w:right w:val="nil" w:sz="4" w:color="000000"/>
+            </w:tcBorders>
+            <w:tcMar>
+              <w:top w:w="70" w:type="dxa"/>
+              <w:left w:w="110" w:type="dxa"/>
+              <w:bottom w:w="70" w:type="dxa"/>
+              <w:right w:w="110" w:type="dxa"/>
+            </w:tcMar>
+            <w:vAlign w:val="center"/>
+          </w:tcPr>
+          <w:p>
+            <w:pPr>
+              <w:jc w:val="center"/>
+            </w:pPr>
+            <m:oMath>
+              <m:r>
+                <m:t xml:space="preserve">=</m:t>
+              </m:r>
+            </m:oMath>
+          </w:p>
+        </w:tc>
+        <w:tc>
+          <w:tcPr>
+            <w:tcW w:w="5028" w:type="dxa"/>
+            <w:gridSpan w:val="5"/>
+            <w:tcBorders>
+              <w:top w:val="single" w:sz="4" w:color="000000"/>
+              <w:left w:val="nil" w:sz="4" w:color="000000"/>
+              <w:bottom w:val="single" w:sz="4" w:color="000000"/>
+              <w:right w:val="single" w:sz="4" w:color="000000"/>
+            </w:tcBorders>
+            <w:tcMar>
+              <w:top w:w="70" w:type="dxa"/>
+              <w:left w:w="110" w:type="dxa"/>
+              <w:bottom w:w="70" w:type="dxa"/>
+              <w:right w:w="110" w:type="dxa"/>
+            </w:tcMar>
+            <w:vAlign w:val="center"/>
+          </w:tcPr>
+          <w:p>
+            <w:pPr>
+              <w:jc w:val="left"/>
+            </w:pPr>
+            <w:r>
+              <w:rPr>
+                <w:rFonts w:ascii="Calibri" w:hAnsi="Calibri" w:eastAsia="微軟正黑體"/>
+                <w:sz w:val="24"/>
+                <w:szCs w:val="24"/>
+              </w:rPr>
+              <w:t xml:space="preserve"> </w:t>
+            </w:r>
+            <m:oMath>
+              <m:sSup>
+                <m:e>
+                  <m:r>
+                    <m:t xml:space="preserve">(</m:t>
+                  </m:r>
+                  <m:r>
+                    <m:t xml:space="preserve">x</m:t>
+                  </m:r>
+                  <m:r>
+                    <m:t xml:space="preserve">−</m:t>
+                  </m:r>
+                  <m:r>
+                    <m:t xml:space="preserve">2</m:t>
+                  </m:r>
+                  <m:r>
+                    <m:t xml:space="preserve">)</m:t>
+                  </m:r>
+                </m:e>
+                <m:sup>
+                  <m:r>
+                    <m:t xml:space="preserve">2</m:t>
+                  </m:r>
+                </m:sup>
+              </m:sSup>
+              <m:r>
+                <m:t xml:space="preserve">−</m:t>
+              </m:r>
+              <m:r>
+                <m:t xml:space="preserve">1</m:t>
+              </m:r>
+            </m:oMath>
+          </w:p>
+        </w:tc>
+        <w:tc>
+          <w:tcPr>
+            <w:tcW w:w="4308" w:type="dxa"/>
+            <w:tcBorders>
+              <w:top w:val="single" w:sz="4" w:color="000000"/>
+              <w:left w:val="single" w:sz="4" w:color="000000"/>
+              <w:bottom w:val="single" w:sz="4" w:color="000000"/>
+              <w:right w:val="single" w:sz="4" w:color="000000"/>
+            </w:tcBorders>
+            <w:tcMar>
+              <w:top w:w="70" w:type="dxa"/>
+              <w:left w:w="110" w:type="dxa"/>
+              <w:bottom w:w="70" w:type="dxa"/>
+              <w:right w:w="110" w:type="dxa"/>
+            </w:tcMar>
+            <w:vAlign w:val="center"/>
+          </w:tcPr>
+          <w:p>
+            <w:pPr>
+              <w:jc w:val="left"/>
+            </w:pPr>
+            <w:r>
+              <w:rPr>
+                <w:rFonts w:ascii="Calibri" w:hAnsi="Calibri" w:eastAsia="微軟正黑體"/>
+                <w:sz w:val="24"/>
+                <w:szCs w:val="24"/>
+              </w:rPr>
+              <w:t xml:space="preserve">前三項寫成平方，後兩項合併</w:t>
+            </w:r>
+          </w:p>
+        </w:tc>
+      </w:tr>
+      <w:tr>
+        <w:trPr>
+          <w:cantSplit/>
+        </w:trPr>
+        <w:tc>
+          <w:tcPr>
+            <w:tcW w:w="7030" w:type="dxa"/>
+            <w:gridSpan w:val="7"/>
+            <w:tcBorders>
+              <w:top w:val="single" w:sz="4" w:color="000000"/>
+              <w:left w:val="single" w:sz="4" w:color="000000"/>
+              <w:bottom w:val="single" w:sz="4" w:color="000000"/>
+              <w:right w:val="single" w:sz="4" w:color="000000"/>
+            </w:tcBorders>
+            <w:tcMar>
+              <w:top w:w="70" w:type="dxa"/>
+              <w:left w:w="110" w:type="dxa"/>
+              <w:bottom w:w="70" w:type="dxa"/>
+              <w:right w:w="110" w:type="dxa"/>
+            </w:tcMar>
+            <w:vAlign w:val="center"/>
+          </w:tcPr>
+          <w:p>
+            <w:pPr>
+              <w:jc w:val="left"/>
+            </w:pPr>
+            <w:r>
+              <w:rPr>
+                <w:rFonts w:ascii="Calibri" w:hAnsi="Calibri" w:eastAsia="微軟正黑體"/>
+                <w:b/>
+                <w:bCs/>
+                <w:sz w:val="24"/>
+                <w:szCs w:val="24"/>
+              </w:rPr>
+              <w:t xml:space="preserve">∴ </w:t>
+            </w:r>
+            <m:oMath>
+              <m:r>
+                <m:t xml:space="preserve">y</m:t>
+              </m:r>
+              <m:r>
+                <m:t xml:space="preserve">=</m:t>
+              </m:r>
+              <m:sSup>
+                <m:e>
+                  <m:r>
+                    <m:t xml:space="preserve">(</m:t>
+                  </m:r>
+                  <m:r>
+                    <m:t xml:space="preserve">x</m:t>
+                  </m:r>
+                  <m:r>
+                    <m:t xml:space="preserve">−</m:t>
+                  </m:r>
+                  <m:r>
+                    <m:t xml:space="preserve">2</m:t>
+                  </m:r>
+                  <m:r>
+                    <m:t xml:space="preserve">)</m:t>
+                  </m:r>
+                </m:e>
+                <m:sup>
+                  <m:r>
+                    <m:t xml:space="preserve">2</m:t>
+                  </m:r>
+                </m:sup>
+              </m:sSup>
+              <m:r>
+                <m:t xml:space="preserve">−</m:t>
+              </m:r>
+              <m:r>
+                <m:t xml:space="preserve">1</m:t>
+              </m:r>
+            </m:oMath>
+          </w:p>
+        </w:tc>
+        <w:tc>
+          <w:tcPr>
+            <w:tcW w:w="4308" w:type="dxa"/>
+            <w:tcBorders>
+              <w:top w:val="single" w:sz="4" w:color="000000"/>
+              <w:left w:val="single" w:sz="4" w:color="000000"/>
+              <w:bottom w:val="single" w:sz="4" w:color="000000"/>
+              <w:right w:val="single" w:sz="4" w:color="000000"/>
+            </w:tcBorders>
+            <w:tcMar>
+              <w:top w:w="70" w:type="dxa"/>
+              <w:left w:w="110" w:type="dxa"/>
+              <w:bottom w:w="70" w:type="dxa"/>
+              <w:right w:w="110" w:type="dxa"/>
+            </w:tcMar>
+            <w:vAlign w:val="center"/>
+          </w:tcPr>
+          <w:p>
+            <w:pPr>
+              <w:jc w:val="left"/>
+            </w:pPr>
+            <w:r>
+              <w:rPr>
+                <w:rFonts w:ascii="Calibri" w:hAnsi="Calibri" w:eastAsia="微軟正黑體"/>
+                <w:sz w:val="24"/>
+                <w:szCs w:val="24"/>
+              </w:rPr>
+              <w:t xml:space="preserve">化成頂點式了</w:t>
+            </w:r>
+          </w:p>
+        </w:tc>
+      </w:tr>
+    </w:tbl>
     <w:p>
       <w:pPr>
-        <w:spacing w:line="360" w:lineRule="auto" w:after="80"/>
-        <w:jc w:val="left"/>
+        <w:spacing w:line="360" w:lineRule="auto"/>
       </w:pPr>
-      <w:r>
-        <w:rPr>
-          <w:rFonts w:ascii="Calibri" w:hAnsi="Calibri" w:eastAsia="微軟正黑體"/>
-          <w:sz w:val="24"/>
-          <w:szCs w:val="24"/>
-        </w:rPr>
-        <w:t xml:space="preserve">配方：</w:t>
-      </w:r>
-      <m:oMath>
-        <m:r>
-          <m:t xml:space="preserve">y</m:t>
-        </m:r>
-        <m:r>
-          <m:t xml:space="preserve">=</m:t>
-        </m:r>
-        <m:sSup>
-          <m:e>
-            <m:r>
-              <m:t xml:space="preserve">x</m:t>
-            </m:r>
-          </m:e>
-          <m:sup>
-            <m:r>
-              <m:t xml:space="preserve">2</m:t>
-            </m:r>
-          </m:sup>
-        </m:sSup>
-        <m:r>
-          <m:t xml:space="preserve">−</m:t>
-        </m:r>
-        <m:r>
-          <m:t xml:space="preserve">4</m:t>
-        </m:r>
-        <m:r>
-          <m:t xml:space="preserve">x</m:t>
-        </m:r>
-        <m:r>
-          <m:t xml:space="preserve">+</m:t>
-        </m:r>
-        <m:r>
-          <m:t xml:space="preserve">3</m:t>
-        </m:r>
-        <m:r>
-          <m:t xml:space="preserve">=</m:t>
-        </m:r>
-        <m:sSup>
-          <m:e>
-            <m:r>
-              <m:t xml:space="preserve">(</m:t>
-            </m:r>
-            <m:r>
-              <m:t xml:space="preserve">x</m:t>
-            </m:r>
-            <m:r>
-              <m:t xml:space="preserve">−</m:t>
-            </m:r>
-            <m:r>
-              <m:t xml:space="preserve">2</m:t>
-            </m:r>
-            <m:r>
-              <m:t xml:space="preserve">)</m:t>
-            </m:r>
-          </m:e>
-          <m:sup>
-            <m:r>
-              <m:t xml:space="preserve">2</m:t>
-            </m:r>
-          </m:sup>
-        </m:sSup>
-        <m:r>
-          <m:t xml:space="preserve">−</m:t>
-        </m:r>
-        <m:r>
-          <m:t xml:space="preserve">1</m:t>
-        </m:r>
-      </m:oMath>
     </w:p>
     <w:p>
       <w:pPr>

--- a/抽離教學_數學/初三數學/融合班講義練習/05_二次函數的圖像與性質/講義_二次函數的圖像與性質_融合版.docx
+++ b/抽離教學_數學/初三數學/融合班講義練習/05_二次函數的圖像與性質/講義_二次函數的圖像與性質_融合版.docx
@@ -2272,806 +2272,87 @@
         <w:t xml:space="preserve"> 化頂點式並畫圖。</w:t>
       </w:r>
     </w:p>
-    <w:tbl>
-      <w:tblPr>
-        <w:tblW w:w="11338" w:type="dxa"/>
-        <w:tblBorders>
-          <w:top w:val="single" w:sz="4" w:space="0" w:color="000000"/>
-          <w:left w:val="single" w:sz="4" w:space="0" w:color="000000"/>
-          <w:bottom w:val="single" w:sz="4" w:space="0" w:color="000000"/>
-          <w:right w:val="single" w:sz="4" w:space="0" w:color="000000"/>
-          <w:insideH w:val="single" w:sz="4" w:space="0" w:color="000000"/>
-          <w:insideV w:val="single" w:sz="4" w:space="0" w:color="000000"/>
-        </w:tblBorders>
-        <w:tblLayout w:type="fixed"/>
-      </w:tblPr>
-      <w:tblGrid>
-        <w:gridCol w:w="1616"/>
-        <w:gridCol w:w="386"/>
-        <w:gridCol w:w="1968"/>
-        <w:gridCol w:w="492"/>
-        <w:gridCol w:w="878"/>
-        <w:gridCol w:w="386"/>
-        <w:gridCol w:w="1304"/>
-        <w:gridCol w:w="4308"/>
-      </w:tblGrid>
-      <w:tr>
-        <w:trPr>
-          <w:cantSplit/>
-          <w:tblHeader/>
-        </w:trPr>
-        <w:tc>
-          <w:tcPr>
-            <w:tcW w:w="7030" w:type="dxa"/>
-            <w:gridSpan w:val="7"/>
-            <w:shd w:val="clear" w:color="auto" w:fill="F0F0F0"/>
-            <w:tcMar>
-              <w:top w:w="70" w:type="dxa"/>
-              <w:left w:w="110" w:type="dxa"/>
-              <w:bottom w:w="70" w:type="dxa"/>
-              <w:right w:w="110" w:type="dxa"/>
-            </w:tcMar>
-            <w:vAlign w:val="top"/>
-          </w:tcPr>
-          <w:p>
-            <w:pPr>
-              <w:spacing w:line="360" w:lineRule="auto" w:after="80"/>
-              <w:jc w:val="left"/>
-            </w:pPr>
-            <w:r>
-              <w:rPr>
-                <w:rFonts w:ascii="Calibri" w:hAnsi="Calibri" w:eastAsia="微軟正黑體"/>
-                <w:b/>
-                <w:bCs/>
-                <w:sz w:val="22"/>
-                <w:szCs w:val="22"/>
-              </w:rPr>
-              <w:t xml:space="preserve">算式</w:t>
-            </w:r>
-          </w:p>
-        </w:tc>
-        <w:tc>
-          <w:tcPr>
-            <w:tcW w:w="4308" w:type="dxa"/>
-            <w:shd w:val="clear" w:color="auto" w:fill="F0F0F0"/>
-            <w:tcMar>
-              <w:top w:w="70" w:type="dxa"/>
-              <w:left w:w="110" w:type="dxa"/>
-              <w:bottom w:w="70" w:type="dxa"/>
-              <w:right w:w="110" w:type="dxa"/>
-            </w:tcMar>
-            <w:vAlign w:val="top"/>
-          </w:tcPr>
-          <w:p>
-            <w:pPr>
-              <w:spacing w:line="360" w:lineRule="auto" w:after="80"/>
-              <w:jc w:val="left"/>
-            </w:pPr>
-            <w:r>
-              <w:rPr>
-                <w:rFonts w:ascii="Calibri" w:hAnsi="Calibri" w:eastAsia="微軟正黑體"/>
-                <w:b/>
-                <w:bCs/>
-                <w:sz w:val="22"/>
-                <w:szCs w:val="22"/>
-              </w:rPr>
-              <w:t xml:space="preserve">這一步在做什麼</w:t>
-            </w:r>
-          </w:p>
-        </w:tc>
-      </w:tr>
-      <w:tr>
-        <w:trPr>
-          <w:cantSplit/>
-        </w:trPr>
-        <w:tc>
-          <w:tcPr>
-            <w:tcW w:w="7030" w:type="dxa"/>
-            <w:gridSpan w:val="7"/>
-            <w:tcBorders>
-              <w:top w:val="single" w:sz="4" w:color="000000"/>
-              <w:left w:val="single" w:sz="4" w:color="000000"/>
-              <w:bottom w:val="single" w:sz="4" w:color="000000"/>
-              <w:right w:val="single" w:sz="4" w:color="000000"/>
-            </w:tcBorders>
-            <w:tcMar>
-              <w:top w:w="70" w:type="dxa"/>
-              <w:left w:w="110" w:type="dxa"/>
-              <w:bottom w:w="70" w:type="dxa"/>
-              <w:right w:w="110" w:type="dxa"/>
-            </w:tcMar>
-            <w:vAlign w:val="center"/>
-          </w:tcPr>
-          <w:p>
-            <w:pPr>
-              <w:jc w:val="left"/>
-            </w:pPr>
-            <m:oMath>
-              <m:r>
-                <m:t xml:space="preserve">y</m:t>
-              </m:r>
-              <m:r>
-                <m:t xml:space="preserve">=</m:t>
-              </m:r>
-              <m:sSup>
-                <m:e>
-                  <m:r>
-                    <m:t xml:space="preserve">x</m:t>
-                  </m:r>
-                </m:e>
-                <m:sup>
-                  <m:r>
-                    <m:t xml:space="preserve">2</m:t>
-                  </m:r>
-                </m:sup>
-              </m:sSup>
-              <m:r>
-                <m:t xml:space="preserve">−</m:t>
-              </m:r>
-              <m:r>
-                <m:t xml:space="preserve">4</m:t>
-              </m:r>
-              <m:r>
-                <m:t xml:space="preserve">x</m:t>
-              </m:r>
-              <m:r>
-                <m:t xml:space="preserve">+</m:t>
-              </m:r>
-              <m:r>
-                <m:t xml:space="preserve">3</m:t>
-              </m:r>
-            </m:oMath>
-          </w:p>
-        </w:tc>
-        <w:tc>
-          <w:tcPr>
-            <w:tcW w:w="4308" w:type="dxa"/>
-            <w:tcBorders>
-              <w:top w:val="single" w:sz="4" w:color="000000"/>
-              <w:left w:val="single" w:sz="4" w:color="000000"/>
-              <w:bottom w:val="single" w:sz="4" w:color="000000"/>
-              <w:right w:val="single" w:sz="4" w:color="000000"/>
-            </w:tcBorders>
-            <w:tcMar>
-              <w:top w:w="70" w:type="dxa"/>
-              <w:left w:w="110" w:type="dxa"/>
-              <w:bottom w:w="70" w:type="dxa"/>
-              <w:right w:w="110" w:type="dxa"/>
-            </w:tcMar>
-            <w:vAlign w:val="center"/>
-          </w:tcPr>
-          <w:p>
-            <w:pPr>
-              <w:jc w:val="left"/>
-            </w:pPr>
-            <w:r>
-              <w:rPr>
-                <w:rFonts w:ascii="Calibri" w:hAnsi="Calibri" w:eastAsia="微軟正黑體"/>
-                <w:sz w:val="24"/>
-                <w:szCs w:val="24"/>
-              </w:rPr>
-              <w:t xml:space="preserve">原式是一般式</w:t>
-            </w:r>
-          </w:p>
-        </w:tc>
-      </w:tr>
-      <w:tr>
-        <w:trPr>
-          <w:cantSplit/>
-        </w:trPr>
-        <w:tc>
-          <w:tcPr>
-            <w:tcW w:w="1616" w:type="dxa"/>
-            <w:tcBorders>
-              <w:top w:val="single" w:sz="4" w:color="000000"/>
-              <w:left w:val="single" w:sz="4" w:color="000000"/>
-              <w:bottom w:val="single" w:sz="4" w:color="000000"/>
-              <w:right w:val="nil" w:sz="4" w:color="000000"/>
-            </w:tcBorders>
-            <w:tcMar>
-              <w:top w:w="70" w:type="dxa"/>
-              <w:left w:w="110" w:type="dxa"/>
-              <w:bottom w:w="70" w:type="dxa"/>
-              <w:right w:w="110" w:type="dxa"/>
-            </w:tcMar>
-            <w:vAlign w:val="center"/>
-          </w:tcPr>
-          <w:p>
-            <w:pPr>
-              <w:jc w:val="right"/>
-            </w:pPr>
-            <w:r>
-              <w:rPr>
-                <w:rFonts w:ascii="Calibri" w:hAnsi="Calibri" w:eastAsia="微軟正黑體"/>
-                <w:sz w:val="24"/>
-                <w:szCs w:val="24"/>
-              </w:rPr>
-              <w:t xml:space="preserve"> </w:t>
-            </w:r>
-            <m:oMath>
-              <m:r>
-                <m:t xml:space="preserve">y</m:t>
-              </m:r>
-            </m:oMath>
-          </w:p>
-        </w:tc>
-        <w:tc>
-          <w:tcPr>
-            <w:tcW w:w="386" w:type="dxa"/>
-            <w:tcBorders>
-              <w:top w:val="single" w:sz="4" w:color="000000"/>
-              <w:left w:val="nil" w:sz="4" w:color="000000"/>
-              <w:bottom w:val="single" w:sz="4" w:color="000000"/>
-              <w:right w:val="nil" w:sz="4" w:color="000000"/>
-            </w:tcBorders>
-            <w:tcMar>
-              <w:top w:w="70" w:type="dxa"/>
-              <w:left w:w="110" w:type="dxa"/>
-              <w:bottom w:w="70" w:type="dxa"/>
-              <w:right w:w="110" w:type="dxa"/>
-            </w:tcMar>
-            <w:vAlign w:val="center"/>
-          </w:tcPr>
-          <w:p>
-            <w:pPr>
-              <w:jc w:val="center"/>
-            </w:pPr>
-            <m:oMath>
-              <m:r>
-                <m:t xml:space="preserve">=</m:t>
-              </m:r>
-            </m:oMath>
-          </w:p>
-        </w:tc>
-        <w:tc>
-          <w:tcPr>
-            <w:tcW w:w="5028" w:type="dxa"/>
-            <w:gridSpan w:val="5"/>
-            <w:tcBorders>
-              <w:top w:val="single" w:sz="4" w:color="000000"/>
-              <w:left w:val="nil" w:sz="4" w:color="000000"/>
-              <w:bottom w:val="single" w:sz="4" w:color="000000"/>
-              <w:right w:val="single" w:sz="4" w:color="000000"/>
-            </w:tcBorders>
-            <w:tcMar>
-              <w:top w:w="70" w:type="dxa"/>
-              <w:left w:w="110" w:type="dxa"/>
-              <w:bottom w:w="70" w:type="dxa"/>
-              <w:right w:w="110" w:type="dxa"/>
-            </w:tcMar>
-            <w:vAlign w:val="center"/>
-          </w:tcPr>
-          <w:p>
-            <w:pPr>
-              <w:jc w:val="left"/>
-            </w:pPr>
-            <w:r>
-              <w:rPr>
-                <w:rFonts w:ascii="Calibri" w:hAnsi="Calibri" w:eastAsia="微軟正黑體"/>
-                <w:sz w:val="24"/>
-                <w:szCs w:val="24"/>
-              </w:rPr>
-              <w:t xml:space="preserve"> </w:t>
-            </w:r>
-            <m:oMath>
-              <m:sSup>
-                <m:e>
-                  <m:r>
-                    <m:t xml:space="preserve">x</m:t>
-                  </m:r>
-                </m:e>
-                <m:sup>
-                  <m:r>
-                    <m:t xml:space="preserve">2</m:t>
-                  </m:r>
-                </m:sup>
-              </m:sSup>
-              <m:r>
-                <m:t xml:space="preserve">−</m:t>
-              </m:r>
-              <m:r>
-                <m:t xml:space="preserve">4</m:t>
-              </m:r>
-              <m:r>
-                <m:t xml:space="preserve">x</m:t>
-              </m:r>
-              <m:r>
-                <m:t xml:space="preserve">+</m:t>
-              </m:r>
-              <m:r>
-                <m:t xml:space="preserve">3</m:t>
-              </m:r>
-            </m:oMath>
-          </w:p>
-        </w:tc>
-        <w:tc>
-          <w:tcPr>
-            <w:tcW w:w="4308" w:type="dxa"/>
-            <w:tcBorders>
-              <w:top w:val="single" w:sz="4" w:color="000000"/>
-              <w:left w:val="single" w:sz="4" w:color="000000"/>
-              <w:bottom w:val="single" w:sz="4" w:color="000000"/>
-              <w:right w:val="single" w:sz="4" w:color="000000"/>
-            </w:tcBorders>
-            <w:tcMar>
-              <w:top w:w="70" w:type="dxa"/>
-              <w:left w:w="110" w:type="dxa"/>
-              <w:bottom w:w="70" w:type="dxa"/>
-              <w:right w:w="110" w:type="dxa"/>
-            </w:tcMar>
-            <w:vAlign w:val="center"/>
-          </w:tcPr>
-          <w:p>
-            <w:pPr>
-              <w:jc w:val="left"/>
-            </w:pPr>
-            <w:r>
-              <w:rPr>
-                <w:rFonts w:ascii="Calibri" w:hAnsi="Calibri" w:eastAsia="微軟正黑體"/>
-                <w:sz w:val="24"/>
-                <w:szCs w:val="24"/>
-              </w:rPr>
-              <w:t xml:space="preserve">先寫原式</w:t>
-            </w:r>
-          </w:p>
-        </w:tc>
-      </w:tr>
-      <w:tr>
-        <w:trPr>
-          <w:cantSplit/>
-        </w:trPr>
-        <w:tc>
-          <w:tcPr>
-            <w:tcW w:w="1616" w:type="dxa"/>
-            <w:tcBorders>
-              <w:top w:val="single" w:sz="4" w:color="000000"/>
-              <w:left w:val="single" w:sz="4" w:color="000000"/>
-              <w:bottom w:val="single" w:sz="4" w:color="000000"/>
-              <w:right w:val="nil" w:sz="4" w:color="000000"/>
-            </w:tcBorders>
-            <w:tcMar>
-              <w:top w:w="70" w:type="dxa"/>
-              <w:left w:w="110" w:type="dxa"/>
-              <w:bottom w:w="70" w:type="dxa"/>
-              <w:right w:w="110" w:type="dxa"/>
-            </w:tcMar>
-            <w:vAlign w:val="center"/>
-          </w:tcPr>
-          <w:p>
-            <w:pPr>
-              <w:jc w:val="right"/>
-            </w:pPr>
-            <w:r>
-              <w:rPr>
-                <w:rFonts w:ascii="Calibri" w:hAnsi="Calibri" w:eastAsia="微軟正黑體"/>
-                <w:sz w:val="24"/>
-                <w:szCs w:val="24"/>
-              </w:rPr>
-              <w:t xml:space="preserve"> </w:t>
-            </w:r>
-            <m:oMath>
-              <m:r>
-                <m:t xml:space="preserve">y</m:t>
-              </m:r>
-            </m:oMath>
-          </w:p>
-        </w:tc>
-        <w:tc>
-          <w:tcPr>
-            <w:tcW w:w="386" w:type="dxa"/>
-            <w:tcBorders>
-              <w:top w:val="single" w:sz="4" w:color="000000"/>
-              <w:left w:val="nil" w:sz="4" w:color="000000"/>
-              <w:bottom w:val="single" w:sz="4" w:color="000000"/>
-              <w:right w:val="nil" w:sz="4" w:color="000000"/>
-            </w:tcBorders>
-            <w:tcMar>
-              <w:top w:w="70" w:type="dxa"/>
-              <w:left w:w="110" w:type="dxa"/>
-              <w:bottom w:w="70" w:type="dxa"/>
-              <w:right w:w="110" w:type="dxa"/>
-            </w:tcMar>
-            <w:vAlign w:val="center"/>
-          </w:tcPr>
-          <w:p>
-            <w:pPr>
-              <w:jc w:val="center"/>
-            </w:pPr>
-            <m:oMath>
-              <m:r>
-                <m:t xml:space="preserve">=</m:t>
-              </m:r>
-            </m:oMath>
-          </w:p>
-        </w:tc>
-        <w:tc>
-          <w:tcPr>
-            <w:tcW w:w="5028" w:type="dxa"/>
-            <w:gridSpan w:val="5"/>
-            <w:tcBorders>
-              <w:top w:val="single" w:sz="4" w:color="000000"/>
-              <w:left w:val="nil" w:sz="4" w:color="000000"/>
-              <w:bottom w:val="single" w:sz="4" w:color="000000"/>
-              <w:right w:val="single" w:sz="4" w:color="000000"/>
-            </w:tcBorders>
-            <w:tcMar>
-              <w:top w:w="70" w:type="dxa"/>
-              <w:left w:w="110" w:type="dxa"/>
-              <w:bottom w:w="70" w:type="dxa"/>
-              <w:right w:w="110" w:type="dxa"/>
-            </w:tcMar>
-            <w:vAlign w:val="center"/>
-          </w:tcPr>
-          <w:p>
-            <w:pPr>
-              <w:jc w:val="left"/>
-            </w:pPr>
-            <w:r>
-              <w:rPr>
-                <w:rFonts w:ascii="Calibri" w:hAnsi="Calibri" w:eastAsia="微軟正黑體"/>
-                <w:sz w:val="24"/>
-                <w:szCs w:val="24"/>
-              </w:rPr>
-              <w:t xml:space="preserve"> </w:t>
-            </w:r>
-            <m:oMath>
-              <m:r>
-                <m:t xml:space="preserve">(</m:t>
-              </m:r>
-              <m:sSup>
-                <m:e>
-                  <m:r>
-                    <m:t xml:space="preserve">x</m:t>
-                  </m:r>
-                </m:e>
-                <m:sup>
-                  <m:r>
-                    <m:t xml:space="preserve">2</m:t>
-                  </m:r>
-                </m:sup>
-              </m:sSup>
-              <m:r>
-                <m:t xml:space="preserve">−</m:t>
-              </m:r>
-              <m:r>
-                <m:t xml:space="preserve">4</m:t>
-              </m:r>
-              <m:r>
-                <m:t xml:space="preserve">x</m:t>
-              </m:r>
-              <m:r>
-                <m:t xml:space="preserve">+</m:t>
-              </m:r>
-              <m:r>
-                <m:t xml:space="preserve">4</m:t>
-              </m:r>
-              <m:r>
-                <m:t xml:space="preserve">)</m:t>
-              </m:r>
-              <m:r>
-                <m:t xml:space="preserve">−</m:t>
-              </m:r>
-              <m:r>
-                <m:t xml:space="preserve">4</m:t>
-              </m:r>
-              <m:r>
-                <m:t xml:space="preserve">+</m:t>
-              </m:r>
-              <m:r>
-                <m:t xml:space="preserve">3</m:t>
-              </m:r>
-            </m:oMath>
-          </w:p>
-        </w:tc>
-        <w:tc>
-          <w:tcPr>
-            <w:tcW w:w="4308" w:type="dxa"/>
-            <w:tcBorders>
-              <w:top w:val="single" w:sz="4" w:color="000000"/>
-              <w:left w:val="single" w:sz="4" w:color="000000"/>
-              <w:bottom w:val="single" w:sz="4" w:color="000000"/>
-              <w:right w:val="single" w:sz="4" w:color="000000"/>
-            </w:tcBorders>
-            <w:tcMar>
-              <w:top w:w="70" w:type="dxa"/>
-              <w:left w:w="110" w:type="dxa"/>
-              <w:bottom w:w="70" w:type="dxa"/>
-              <w:right w:w="110" w:type="dxa"/>
-            </w:tcMar>
-            <w:vAlign w:val="center"/>
-          </w:tcPr>
-          <w:p>
-            <w:pPr>
-              <w:jc w:val="left"/>
-            </w:pPr>
-            <w:r>
-              <w:rPr>
-                <w:rFonts w:ascii="Calibri" w:hAnsi="Calibri" w:eastAsia="微軟正黑體"/>
-                <w:sz w:val="24"/>
-                <w:szCs w:val="24"/>
-              </w:rPr>
-              <w:t xml:space="preserve">湊完全平方：加 4 再減 4（一加一減，值不變）</w:t>
-            </w:r>
-          </w:p>
-        </w:tc>
-      </w:tr>
-      <w:tr>
-        <w:trPr>
-          <w:cantSplit/>
-        </w:trPr>
-        <w:tc>
-          <w:tcPr>
-            <w:tcW w:w="1616" w:type="dxa"/>
-            <w:tcBorders>
-              <w:top w:val="single" w:sz="4" w:color="000000"/>
-              <w:left w:val="single" w:sz="4" w:color="000000"/>
-              <w:bottom w:val="single" w:sz="4" w:color="000000"/>
-              <w:right w:val="nil" w:sz="4" w:color="000000"/>
-            </w:tcBorders>
-            <w:tcMar>
-              <w:top w:w="70" w:type="dxa"/>
-              <w:left w:w="110" w:type="dxa"/>
-              <w:bottom w:w="70" w:type="dxa"/>
-              <w:right w:w="110" w:type="dxa"/>
-            </w:tcMar>
-            <w:vAlign w:val="center"/>
-          </w:tcPr>
-          <w:p>
-            <w:pPr>
-              <w:jc w:val="right"/>
-            </w:pPr>
-            <w:r>
-              <w:rPr>
-                <w:rFonts w:ascii="Calibri" w:hAnsi="Calibri" w:eastAsia="微軟正黑體"/>
-                <w:sz w:val="24"/>
-                <w:szCs w:val="24"/>
-              </w:rPr>
-              <w:t xml:space="preserve"> </w:t>
-            </w:r>
-            <m:oMath>
-              <m:r>
-                <m:t xml:space="preserve">y</m:t>
-              </m:r>
-            </m:oMath>
-          </w:p>
-        </w:tc>
-        <w:tc>
-          <w:tcPr>
-            <w:tcW w:w="386" w:type="dxa"/>
-            <w:tcBorders>
-              <w:top w:val="single" w:sz="4" w:color="000000"/>
-              <w:left w:val="nil" w:sz="4" w:color="000000"/>
-              <w:bottom w:val="single" w:sz="4" w:color="000000"/>
-              <w:right w:val="nil" w:sz="4" w:color="000000"/>
-            </w:tcBorders>
-            <w:tcMar>
-              <w:top w:w="70" w:type="dxa"/>
-              <w:left w:w="110" w:type="dxa"/>
-              <w:bottom w:w="70" w:type="dxa"/>
-              <w:right w:w="110" w:type="dxa"/>
-            </w:tcMar>
-            <w:vAlign w:val="center"/>
-          </w:tcPr>
-          <w:p>
-            <w:pPr>
-              <w:jc w:val="center"/>
-            </w:pPr>
-            <m:oMath>
-              <m:r>
-                <m:t xml:space="preserve">=</m:t>
-              </m:r>
-            </m:oMath>
-          </w:p>
-        </w:tc>
-        <w:tc>
-          <w:tcPr>
-            <w:tcW w:w="5028" w:type="dxa"/>
-            <w:gridSpan w:val="5"/>
-            <w:tcBorders>
-              <w:top w:val="single" w:sz="4" w:color="000000"/>
-              <w:left w:val="nil" w:sz="4" w:color="000000"/>
-              <w:bottom w:val="single" w:sz="4" w:color="000000"/>
-              <w:right w:val="single" w:sz="4" w:color="000000"/>
-            </w:tcBorders>
-            <w:tcMar>
-              <w:top w:w="70" w:type="dxa"/>
-              <w:left w:w="110" w:type="dxa"/>
-              <w:bottom w:w="70" w:type="dxa"/>
-              <w:right w:w="110" w:type="dxa"/>
-            </w:tcMar>
-            <w:vAlign w:val="center"/>
-          </w:tcPr>
-          <w:p>
-            <w:pPr>
-              <w:jc w:val="left"/>
-            </w:pPr>
-            <w:r>
-              <w:rPr>
-                <w:rFonts w:ascii="Calibri" w:hAnsi="Calibri" w:eastAsia="微軟正黑體"/>
-                <w:sz w:val="24"/>
-                <w:szCs w:val="24"/>
-              </w:rPr>
-              <w:t xml:space="preserve"> </w:t>
-            </w:r>
-            <m:oMath>
-              <m:sSup>
-                <m:e>
-                  <m:r>
-                    <m:t xml:space="preserve">(</m:t>
-                  </m:r>
-                  <m:r>
-                    <m:t xml:space="preserve">x</m:t>
-                  </m:r>
-                  <m:r>
-                    <m:t xml:space="preserve">−</m:t>
-                  </m:r>
-                  <m:r>
-                    <m:t xml:space="preserve">2</m:t>
-                  </m:r>
-                  <m:r>
-                    <m:t xml:space="preserve">)</m:t>
-                  </m:r>
-                </m:e>
-                <m:sup>
-                  <m:r>
-                    <m:t xml:space="preserve">2</m:t>
-                  </m:r>
-                </m:sup>
-              </m:sSup>
-              <m:r>
-                <m:t xml:space="preserve">−</m:t>
-              </m:r>
-              <m:r>
-                <m:t xml:space="preserve">1</m:t>
-              </m:r>
-            </m:oMath>
-          </w:p>
-        </w:tc>
-        <w:tc>
-          <w:tcPr>
-            <w:tcW w:w="4308" w:type="dxa"/>
-            <w:tcBorders>
-              <w:top w:val="single" w:sz="4" w:color="000000"/>
-              <w:left w:val="single" w:sz="4" w:color="000000"/>
-              <w:bottom w:val="single" w:sz="4" w:color="000000"/>
-              <w:right w:val="single" w:sz="4" w:color="000000"/>
-            </w:tcBorders>
-            <w:tcMar>
-              <w:top w:w="70" w:type="dxa"/>
-              <w:left w:w="110" w:type="dxa"/>
-              <w:bottom w:w="70" w:type="dxa"/>
-              <w:right w:w="110" w:type="dxa"/>
-            </w:tcMar>
-            <w:vAlign w:val="center"/>
-          </w:tcPr>
-          <w:p>
-            <w:pPr>
-              <w:jc w:val="left"/>
-            </w:pPr>
-            <w:r>
-              <w:rPr>
-                <w:rFonts w:ascii="Calibri" w:hAnsi="Calibri" w:eastAsia="微軟正黑體"/>
-                <w:sz w:val="24"/>
-                <w:szCs w:val="24"/>
-              </w:rPr>
-              <w:t xml:space="preserve">前三項寫成平方，後兩項合併</w:t>
-            </w:r>
-          </w:p>
-        </w:tc>
-      </w:tr>
-      <w:tr>
-        <w:trPr>
-          <w:cantSplit/>
-        </w:trPr>
-        <w:tc>
-          <w:tcPr>
-            <w:tcW w:w="7030" w:type="dxa"/>
-            <w:gridSpan w:val="7"/>
-            <w:tcBorders>
-              <w:top w:val="single" w:sz="4" w:color="000000"/>
-              <w:left w:val="single" w:sz="4" w:color="000000"/>
-              <w:bottom w:val="single" w:sz="4" w:color="000000"/>
-              <w:right w:val="single" w:sz="4" w:color="000000"/>
-            </w:tcBorders>
-            <w:tcMar>
-              <w:top w:w="70" w:type="dxa"/>
-              <w:left w:w="110" w:type="dxa"/>
-              <w:bottom w:w="70" w:type="dxa"/>
-              <w:right w:w="110" w:type="dxa"/>
-            </w:tcMar>
-            <w:vAlign w:val="center"/>
-          </w:tcPr>
-          <w:p>
-            <w:pPr>
-              <w:jc w:val="left"/>
-            </w:pPr>
-            <w:r>
-              <w:rPr>
-                <w:rFonts w:ascii="Calibri" w:hAnsi="Calibri" w:eastAsia="微軟正黑體"/>
-                <w:b/>
-                <w:bCs/>
-                <w:sz w:val="24"/>
-                <w:szCs w:val="24"/>
-              </w:rPr>
-              <w:t xml:space="preserve">∴ </w:t>
-            </w:r>
-            <m:oMath>
-              <m:r>
-                <m:t xml:space="preserve">y</m:t>
-              </m:r>
-              <m:r>
-                <m:t xml:space="preserve">=</m:t>
-              </m:r>
-              <m:sSup>
-                <m:e>
-                  <m:r>
-                    <m:t xml:space="preserve">(</m:t>
-                  </m:r>
-                  <m:r>
-                    <m:t xml:space="preserve">x</m:t>
-                  </m:r>
-                  <m:r>
-                    <m:t xml:space="preserve">−</m:t>
-                  </m:r>
-                  <m:r>
-                    <m:t xml:space="preserve">2</m:t>
-                  </m:r>
-                  <m:r>
-                    <m:t xml:space="preserve">)</m:t>
-                  </m:r>
-                </m:e>
-                <m:sup>
-                  <m:r>
-                    <m:t xml:space="preserve">2</m:t>
-                  </m:r>
-                </m:sup>
-              </m:sSup>
-              <m:r>
-                <m:t xml:space="preserve">−</m:t>
-              </m:r>
-              <m:r>
-                <m:t xml:space="preserve">1</m:t>
-              </m:r>
-            </m:oMath>
-          </w:p>
-        </w:tc>
-        <w:tc>
-          <w:tcPr>
-            <w:tcW w:w="4308" w:type="dxa"/>
-            <w:tcBorders>
-              <w:top w:val="single" w:sz="4" w:color="000000"/>
-              <w:left w:val="single" w:sz="4" w:color="000000"/>
-              <w:bottom w:val="single" w:sz="4" w:color="000000"/>
-              <w:right w:val="single" w:sz="4" w:color="000000"/>
-            </w:tcBorders>
-            <w:tcMar>
-              <w:top w:w="70" w:type="dxa"/>
-              <w:left w:w="110" w:type="dxa"/>
-              <w:bottom w:w="70" w:type="dxa"/>
-              <w:right w:w="110" w:type="dxa"/>
-            </w:tcMar>
-            <w:vAlign w:val="center"/>
-          </w:tcPr>
-          <w:p>
-            <w:pPr>
-              <w:jc w:val="left"/>
-            </w:pPr>
-            <w:r>
-              <w:rPr>
-                <w:rFonts w:ascii="Calibri" w:hAnsi="Calibri" w:eastAsia="微軟正黑體"/>
-                <w:sz w:val="24"/>
-                <w:szCs w:val="24"/>
-              </w:rPr>
-              <w:t xml:space="preserve">化成頂點式了</w:t>
-            </w:r>
-          </w:p>
-        </w:tc>
-      </w:tr>
-    </w:tbl>
     <w:p>
       <w:pPr>
-        <w:spacing w:line="360" w:lineRule="auto"/>
+        <w:spacing w:line="360" w:lineRule="auto" w:after="80"/>
+        <w:jc w:val="left"/>
       </w:pPr>
+      <w:r>
+        <w:rPr>
+          <w:rFonts w:ascii="Calibri" w:hAnsi="Calibri" w:eastAsia="微軟正黑體"/>
+          <w:sz w:val="24"/>
+          <w:szCs w:val="24"/>
+        </w:rPr>
+        <w:t xml:space="preserve">配方：</w:t>
+      </w:r>
+      <m:oMath>
+        <m:r>
+          <m:t xml:space="preserve">y</m:t>
+        </m:r>
+        <m:r>
+          <m:t xml:space="preserve">=</m:t>
+        </m:r>
+        <m:sSup>
+          <m:e>
+            <m:r>
+              <m:t xml:space="preserve">x</m:t>
+            </m:r>
+          </m:e>
+          <m:sup>
+            <m:r>
+              <m:t xml:space="preserve">2</m:t>
+            </m:r>
+          </m:sup>
+        </m:sSup>
+        <m:r>
+          <m:t xml:space="preserve">−</m:t>
+        </m:r>
+        <m:r>
+          <m:t xml:space="preserve">4</m:t>
+        </m:r>
+        <m:r>
+          <m:t xml:space="preserve">x</m:t>
+        </m:r>
+        <m:r>
+          <m:t xml:space="preserve">+</m:t>
+        </m:r>
+        <m:r>
+          <m:t xml:space="preserve">3</m:t>
+        </m:r>
+        <m:r>
+          <m:t xml:space="preserve">=</m:t>
+        </m:r>
+        <m:sSup>
+          <m:e>
+            <m:r>
+              <m:t xml:space="preserve">(</m:t>
+            </m:r>
+            <m:r>
+              <m:t xml:space="preserve">x</m:t>
+            </m:r>
+            <m:r>
+              <m:t xml:space="preserve">−</m:t>
+            </m:r>
+            <m:r>
+              <m:t xml:space="preserve">2</m:t>
+            </m:r>
+            <m:r>
+              <m:t xml:space="preserve">)</m:t>
+            </m:r>
+          </m:e>
+          <m:sup>
+            <m:r>
+              <m:t xml:space="preserve">2</m:t>
+            </m:r>
+          </m:sup>
+        </m:sSup>
+        <m:r>
+          <m:t xml:space="preserve">−</m:t>
+        </m:r>
+        <m:r>
+          <m:t xml:space="preserve">1</m:t>
+        </m:r>
+      </m:oMath>
     </w:p>
     <w:p>
       <w:pPr>
@@ -4697,6 +3978,7 @@
     </w:p>
     <w:p>
       <w:pPr>
+        <w:pageBreakBefore/>
         <w:keepNext/>
         <w:spacing w:line="360" w:lineRule="auto" w:after="80"/>
         <w:shd w:val="clear" w:color="auto" w:fill="F0F0F0"/>
